--- a/docs/VCW-User-Guide/VCW-User-Guide.docx
+++ b/docs/VCW-User-Guide/VCW-User-Guide.docx
@@ -81,7 +81,7 @@
       </w:r>
       <w:r>
         <w:rPr/>
-        <w:t xml:space="preserve"> Prepared October 18, 2026, against VCW version 0.3.6. VCW is currently alpha software. Installer availability and hardware validation depend on the build and platform. Start with the release notes for your installed version.</w:t>
+        <w:t xml:space="preserve"> Prepared October 20, 2026, against VCW version 0.3.8. VCW is currently alpha software. Installer availability and hardware validation depend on the build and platform. Start with the release notes for your installed version.</w:t>
       </w:r>
     </w:p>
     <w:p>

--- a/docs/VCW-User-Guide/VCW-User-Guide.docx
+++ b/docs/VCW-User-Guide/VCW-User-Guide.docx
@@ -1224,6 +1224,7 @@
     <w:p>
       <w:pPr>
         <w:pStyle w:val="Heading1"/>
+        <w:pageBreakBefore/>
         <w:spacing w:before="0" w:after="300"/>
         <w:rPr/>
       </w:pPr>
@@ -1795,6 +1796,7 @@
     <w:p>
       <w:pPr>
         <w:pStyle w:val="Heading1"/>
+        <w:pageBreakBefore/>
         <w:spacing w:before="0" w:after="300"/>
         <w:rPr/>
       </w:pPr>
@@ -2228,7 +2230,7 @@
         <w:rPr/>
         <w:drawing>
           <wp:inline distT="0" distB="0" distL="0" distR="0">
-            <wp:extent cx="6217920" cy="2251075"/>
+            <wp:extent cx="6217920" cy="1270000"/>
             <wp:effectExtent l="0" t="0" r="0" b="0"/>
             <wp:docPr id="7" name="Picture 7" descr="Screenshot S04"/>
             <wp:cNvGraphicFramePr>
@@ -2252,7 +2254,7 @@
                   <pic:spPr bwMode="auto">
                     <a:xfrm>
                       <a:off x="0" y="0"/>
-                      <a:ext cx="6217920" cy="2251075"/>
+                      <a:ext cx="6217920" cy="1270000"/>
                     </a:xfrm>
                     <a:prstGeom prst="rect">
                       <a:avLst/>
@@ -2278,7 +2280,34 @@
     </w:p>
     <w:p>
       <w:pPr>
+        <w:pStyle w:val="Normal"/>
+        <w:rPr/>
+      </w:pPr>
+      <w:r>
+        <w:rPr>
+          <w:b/>
+        </w:rPr>
+        <w:t>ReplayGain tags.</w:t>
+      </w:r>
+      <w:r>
+        <w:rPr/>
+        <w:t xml:space="preserve"> Export measures each track and each side and writes the numbers into the tags, so a player that reads them plays a shelf of records at one volume. The audio is measured, not changed. Clear </w:t>
+      </w:r>
+      <w:r>
+        <w:rPr>
+          <w:b/>
+        </w:rPr>
+        <w:t>Write ReplayGain tags</w:t>
+      </w:r>
+      <w:r>
+        <w:rPr/>
+        <w:t xml:space="preserve"> if your player ignores them.</w:t>
+      </w:r>
+    </w:p>
+    <w:p>
+      <w:pPr>
         <w:pStyle w:val="Heading1"/>
+        <w:pageBreakBefore/>
         <w:spacing w:before="0" w:after="300"/>
         <w:rPr/>
       </w:pPr>
@@ -3163,7 +3192,7 @@
       </w:r>
       <w:r>
         <w:rPr/>
-        <w:t xml:space="preserve"> An unprocessed, compatible lossless export can preserve the selected sample sequence. EQ, mono folding, float narrowing, and lossy encoding change it. A corrected FLAC may be lossless relative to the processed signal while differing from the stored capture.</w:t>
+        <w:t xml:space="preserve"> An unprocessed, compatible lossless export can preserve the selected sample sequence. EQ, mono folding, float narrowing, and lossy encoding change it. ReplayGain does not: it writes a measurement into the tags and leaves the samples alone. A corrected FLAC may be lossless relative to the processed signal while differing from the stored capture.</w:t>
       </w:r>
     </w:p>
     <w:p>
@@ -4109,6 +4138,41 @@
           <w:sz w:val="15"/>
         </w:rPr>
         <w:t>vcw export "album.vcw" --into "./exports" --format flac</w:t>
+      </w:r>
+    </w:p>
+    <w:p>
+      <w:pPr>
+        <w:pStyle w:val="Normal"/>
+        <w:spacing w:before="0" w:after="60"/>
+        <w:rPr/>
+      </w:pPr>
+      <w:r>
+        <w:rPr>
+          <w:rFonts w:ascii="DejaVu Sans Mono" w:hAnsi="DejaVu Sans Mono"/>
+          <w:sz w:val="15"/>
+        </w:rPr>
+        <w:t>vcw export "album.vcw" --into "./exports" --format flac --no-replaygain</w:t>
+      </w:r>
+    </w:p>
+    <w:p>
+      <w:pPr>
+        <w:pStyle w:val="Normal"/>
+        <w:rPr/>
+      </w:pPr>
+      <w:r>
+        <w:rPr/>
+        <w:t xml:space="preserve">Every export measures loudness and writes ReplayGain tags into the files. </w:t>
+      </w:r>
+      <w:r>
+        <w:rPr>
+          <w:rFonts w:ascii="DejaVu Sans Mono" w:hAnsi="DejaVu Sans Mono"/>
+          <w:sz w:val="17"/>
+        </w:rPr>
+        <w:t>--no-replaygain</w:t>
+      </w:r>
+      <w:r>
+        <w:rPr/>
+        <w:t xml:space="preserve"> is how you decline.</w:t>
       </w:r>
     </w:p>
     <w:p>
@@ -5920,6 +5984,22 @@
       <w:r>
         <w:rPr/>
         <w:t xml:space="preserve"> The particular issued album or collection represented by the project, including its discs and sides.</w:t>
+      </w:r>
+    </w:p>
+    <w:p>
+      <w:pPr>
+        <w:pStyle w:val="Normal"/>
+        <w:rPr/>
+      </w:pPr>
+      <w:r>
+        <w:rPr>
+          <w:b/>
+        </w:rPr>
+        <w:t>ReplayGain.</w:t>
+      </w:r>
+      <w:r>
+        <w:rPr/>
+        <w:t xml:space="preserve"> A loudness measurement written into a file's tags, a gain and a peak for the track and the same pair for the album, so a player can even out the volume between records. It describes the audio; it does not change it.</w:t>
       </w:r>
     </w:p>
     <w:p>

--- a/docs/VCW-User-Guide/VCW-User-Guide.docx
+++ b/docs/VCW-User-Guide/VCW-User-Guide.docx
@@ -81,7 +81,7 @@
       </w:r>
       <w:r>
         <w:rPr/>
-        <w:t xml:space="preserve"> Prepared October 20, 2026, against VCW version 0.3.8. VCW is currently alpha software. Installer availability and hardware validation depend on the build and platform. Start with the release notes for your installed version.</w:t>
+        <w:t xml:space="preserve"> Prepared October 20, 2026, against VCW version 0.3.9. VCW is currently alpha software. Installer availability and hardware validation depend on the build and platform. Start with the release notes for your installed version.</w:t>
       </w:r>
     </w:p>
     <w:p>

--- a/docs/VCW-User-Guide/VCW-User-Guide.docx
+++ b/docs/VCW-User-Guide/VCW-User-Guide.docx
@@ -81,7 +81,7 @@
       </w:r>
       <w:r>
         <w:rPr/>
-        <w:t xml:space="preserve"> Prepared October 20, 2026, against VCW version 0.3.9. VCW is currently alpha software. Installer availability and hardware validation depend on the build and platform. Start with the release notes for your installed version.</w:t>
+        <w:t xml:space="preserve"> Prepared October 20, 2026, against VCW version 0.4.0. VCW is currently alpha software. Installer availability and hardware validation depend on the build and platform. Start with the release notes for your installed version.</w:t>
       </w:r>
     </w:p>
     <w:p>

--- a/docs/VCW-User-Guide/VCW-User-Guide.docx
+++ b/docs/VCW-User-Guide/VCW-User-Guide.docx
@@ -3289,7 +3289,7 @@
       </w:pPr>
       <w:r>
         <w:rPr/>
-        <w:t xml:space="preserve">VCW can continue the review and export work on supported Audacity projects and integer PCM WAV files. Import creates a new </w:t>
+        <w:t xml:space="preserve">VCW can continue the review and export work on supported Audacity projects and on integer PCM WAV and FLAC files. Import creates a new </w:t>
       </w:r>
       <w:r>
         <w:rPr>
@@ -3410,7 +3410,7 @@
       </w:pPr>
       <w:r>
         <w:rPr/>
-        <w:t>Import a WAV file</w:t>
+        <w:t>Import a WAV or FLAC file</w:t>
       </w:r>
     </w:p>
     <w:p>
@@ -3444,6 +3444,20 @@
     <w:p>
       <w:pPr>
         <w:pStyle w:val="Normal"/>
+        <w:spacing w:before="0" w:after="60"/>
+        <w:rPr/>
+      </w:pPr>
+      <w:r>
+        <w:rPr>
+          <w:rFonts w:ascii="DejaVu Sans Mono" w:hAnsi="DejaVu Sans Mono"/>
+          <w:sz w:val="15"/>
+        </w:rPr>
+        <w:t>vcw import "side-b.flac" --output "side-b.vcw" --side B</w:t>
+      </w:r>
+    </w:p>
+    <w:p>
+      <w:pPr>
+        <w:pStyle w:val="Normal"/>
         <w:rPr/>
       </w:pPr>
       <w:r>
@@ -3458,7 +3472,17 @@
       </w:pPr>
       <w:r>
         <w:rPr/>
-        <w:t>A WAV import brings audio without track labels or metadata. Detect and review the tracks, then identify the release. A truncated WAV can import the audio actually present while reporting the shortfall.</w:t>
+        <w:t>A FLAC file is read the same way and copied without conversion. FLAC allows any width from 1 to 32 bits, so a stream that is not 16, 24, or 32-bit is refused rather than widened. The importer recognizes a source by its contents, not by its name.</w:t>
+      </w:r>
+    </w:p>
+    <w:p>
+      <w:pPr>
+        <w:pStyle w:val="Normal"/>
+        <w:rPr/>
+      </w:pPr>
+      <w:r>
+        <w:rPr/>
+        <w:t>A WAV or FLAC import brings audio without track labels or metadata. Detect and review the tracks, then identify the release. A truncated WAV can import the audio actually present while reporting the shortfall.</w:t>
       </w:r>
     </w:p>
     <w:p>

--- a/docs/VCW-User-Guide/VCW-User-Guide.docx
+++ b/docs/VCW-User-Guide/VCW-User-Guide.docx
@@ -5856,7 +5856,17 @@
       </w:r>
       <w:r>
         <w:rPr/>
-        <w:t xml:space="preserve"> Settings offers interface scaling, bar or dial meters, word or icon buttons, and language selection. Bars are useful for precise setup; dials are easier to enjoy from the listening chair. The underlying measurements are the same.</w:t>
+        <w:t xml:space="preserve"> Settings offers interface scaling, bar or dial meters, word or icon buttons, dial backlighting, and language selection. Bars are useful for precise setup; dials are easier to enjoy from the listening chair. The underlying measurements are the same. The </w:t>
+      </w:r>
+      <w:r>
+        <w:rPr>
+          <w:b/>
+        </w:rPr>
+        <w:t>Backlight</w:t>
+      </w:r>
+      <w:r>
+        <w:rPr/>
+        <w:t xml:space="preserve"> control puts a warm or a blue bulb behind the dials, and appears only when the meters are dials. It changes nothing a meter reads.</w:t>
       </w:r>
     </w:p>
     <w:p>
